--- a/template_schet.docx
+++ b/template_schet.docx
@@ -1,6 +1,6 @@
 
 <file path=word/document.xml><?xml version="1.0" encoding="utf-8"?>
-<w:document xmlns:wpc="http://schemas.microsoft.com/office/word/2010/wordprocessingCanvas" xmlns:cx="http://schemas.microsoft.com/office/drawing/2014/chartex" xmlns:cx1="http://schemas.microsoft.com/office/drawing/2015/9/8/chartex" xmlns:cx2="http://schemas.microsoft.com/office/drawing/2015/10/21/chartex" xmlns:cx3="http://schemas.microsoft.com/office/drawing/2016/5/9/chartex" xmlns:cx4="http://schemas.microsoft.com/office/drawing/2016/5/10/chartex" xmlns:cx5="http://schemas.microsoft.com/office/drawing/2016/5/11/chartex" xmlns:cx6="http://schemas.microsoft.com/office/drawing/2016/5/12/chartex" xmlns:cx7="http://schemas.microsoft.com/office/drawing/2016/5/13/chartex" xmlns:cx8="http://schemas.microsoft.com/office/drawing/2016/5/14/chartex" xmlns:mc="http://schemas.openxmlformats.org/markup-compatibility/2006" xmlns:aink="http://schemas.microsoft.com/office/drawing/2016/ink" xmlns:am3d="http://schemas.microsoft.com/office/drawing/2017/model3d" xmlns:o="urn:schemas-microsoft-com:office:office" xmlns:r="http://schemas.openxmlformats.org/officeDocument/2006/relationships" xmlns:m="http://schemas.openxmlformats.org/officeDocument/2006/math" xmlns:v="urn:schemas-microsoft-com:vml" xmlns:wp14="http://schemas.microsoft.com/office/word/2010/wordprocessingDrawing" xmlns:wp="http://schemas.openxmlformats.org/drawingml/2006/wordprocessingDrawing" xmlns:w10="urn:schemas-microsoft-com:office:word" xmlns:w="http://schemas.openxmlformats.org/wordprocessingml/2006/main" xmlns:w14="http://schemas.microsoft.com/office/word/2010/wordml" xmlns:w15="http://schemas.microsoft.com/office/word/2012/wordml" xmlns:w16cid="http://schemas.microsoft.com/office/word/2016/wordml/cid" xmlns:w16se="http://schemas.microsoft.com/office/word/2015/wordml/symex" xmlns:wpg="http://schemas.microsoft.com/office/word/2010/wordprocessingGroup" xmlns:wpi="http://schemas.microsoft.com/office/word/2010/wordprocessingInk" xmlns:wne="http://schemas.microsoft.com/office/word/2006/wordml" xmlns:wps="http://schemas.microsoft.com/office/word/2010/wordprocessingShape" mc:Ignorable="w14 w15 w16se w16cid wp14">
+<w:document xmlns:wpc="http://schemas.microsoft.com/office/word/2010/wordprocessingCanvas" xmlns:cx="http://schemas.microsoft.com/office/drawing/2014/chartex" xmlns:cx1="http://schemas.microsoft.com/office/drawing/2015/9/8/chartex" xmlns:cx2="http://schemas.microsoft.com/office/drawing/2015/10/21/chartex" xmlns:cx3="http://schemas.microsoft.com/office/drawing/2016/5/9/chartex" xmlns:cx4="http://schemas.microsoft.com/office/drawing/2016/5/10/chartex" xmlns:cx5="http://schemas.microsoft.com/office/drawing/2016/5/11/chartex" xmlns:cx6="http://schemas.microsoft.com/office/drawing/2016/5/12/chartex" xmlns:cx7="http://schemas.microsoft.com/office/drawing/2016/5/13/chartex" xmlns:cx8="http://schemas.microsoft.com/office/drawing/2016/5/14/chartex" xmlns:mc="http://schemas.openxmlformats.org/markup-compatibility/2006" xmlns:aink="http://schemas.microsoft.com/office/drawing/2016/ink" xmlns:am3d="http://schemas.microsoft.com/office/drawing/2017/model3d" xmlns:o="urn:schemas-microsoft-com:office:office" xmlns:oel="http://schemas.microsoft.com/office/2019/extlst" xmlns:r="http://schemas.openxmlformats.org/officeDocument/2006/relationships" xmlns:m="http://schemas.openxmlformats.org/officeDocument/2006/math" xmlns:v="urn:schemas-microsoft-com:vml" xmlns:wp14="http://schemas.microsoft.com/office/word/2010/wordprocessingDrawing" xmlns:wp="http://schemas.openxmlformats.org/drawingml/2006/wordprocessingDrawing" xmlns:w10="urn:schemas-microsoft-com:office:word" xmlns:w="http://schemas.openxmlformats.org/wordprocessingml/2006/main" xmlns:w14="http://schemas.microsoft.com/office/word/2010/wordml" xmlns:w15="http://schemas.microsoft.com/office/word/2012/wordml" xmlns:w16cex="http://schemas.microsoft.com/office/word/2018/wordml/cex" xmlns:w16cid="http://schemas.microsoft.com/office/word/2016/wordml/cid" xmlns:w16="http://schemas.microsoft.com/office/word/2018/wordml" xmlns:w16sdtdh="http://schemas.microsoft.com/office/word/2020/wordml/sdtdatahash" xmlns:w16se="http://schemas.microsoft.com/office/word/2015/wordml/symex" xmlns:wpg="http://schemas.microsoft.com/office/word/2010/wordprocessingGroup" xmlns:wpi="http://schemas.microsoft.com/office/word/2010/wordprocessingInk" xmlns:wne="http://schemas.microsoft.com/office/word/2006/wordml" xmlns:wps="http://schemas.microsoft.com/office/word/2010/wordprocessingShape" mc:Ignorable="w14 w15 w16se w16cid w16 w16cex w16sdtdh wp14">
   <w:body>
     <w:tbl>
       <w:tblPr>
@@ -336,16 +336,7 @@
                 <w:b/>
                 <w:sz w:val="36"/>
               </w:rPr>
-              <w:t xml:space="preserve">Счет на оплату № </w:t>
-            </w:r>
-            <w:r>
-              <w:rPr>
-                <w:rFonts w:ascii="Times New Roman" w:hAnsi="Times New Roman" w:cs="Times New Roman"/>
-                <w:b/>
-                <w:sz w:val="36"/>
-                <w:highlight w:val="yellow"/>
-              </w:rPr>
-              <w:t>304 от 10 сентября 2025 г.</w:t>
+              <w:t>Счет на оплату № 304 от 10 сентября 2025 г.</w:t>
             </w:r>
           </w:p>
           <w:p>
@@ -411,21 +402,7 @@
                 <w:rFonts w:ascii="Times New Roman" w:hAnsi="Times New Roman" w:cs="Times New Roman"/>
                 <w:b/>
               </w:rPr>
-              <w:t>ИП ЭРДЫНЕЕВ ГЭСЭР БУЯНТУЕВИЧ, ИНН 032315540193, 670011, РОССИЯ, РЕСП</w:t>
-            </w:r>
-            <w:r>
-              <w:rPr>
-                <w:rFonts w:ascii="Times New Roman" w:hAnsi="Times New Roman" w:cs="Times New Roman"/>
-                <w:b/>
-              </w:rPr>
-              <w:t xml:space="preserve"> </w:t>
-            </w:r>
-            <w:r>
-              <w:rPr>
-                <w:rFonts w:ascii="Times New Roman" w:hAnsi="Times New Roman" w:cs="Times New Roman"/>
-                <w:b/>
-              </w:rPr>
-              <w:t>БУРЯТИЯ, Г УЛАН-УДЭ, МКР 142-Й, -, Д 4, КВ 18</w:t>
+              <w:t>ИП ЭРДЫНЕЕВ ГЭСЭР БУЯНТУЕВИЧ, ИНН 032315540193, 670011, РОССИЯ, РЕСП БУРЯТИЯ, Г УЛАН-УДЭ, МКР 142-Й, -, Д 4, КВ 18</w:t>
             </w:r>
           </w:p>
         </w:tc>
@@ -443,14 +420,12 @@
               <w:rPr>
                 <w:rFonts w:ascii="Times New Roman" w:hAnsi="Times New Roman" w:cs="Times New Roman"/>
                 <w:b/>
-                <w:highlight w:val="yellow"/>
-              </w:rPr>
-            </w:pPr>
-            <w:r>
-              <w:rPr>
-                <w:rFonts w:ascii="Times New Roman" w:hAnsi="Times New Roman" w:cs="Times New Roman"/>
-                <w:b/>
-                <w:highlight w:val="yellow"/>
+              </w:rPr>
+            </w:pPr>
+            <w:r>
+              <w:rPr>
+                <w:rFonts w:ascii="Times New Roman" w:hAnsi="Times New Roman" w:cs="Times New Roman"/>
+                <w:b/>
               </w:rPr>
               <w:t>ЮЛ, ИНН, КПП, АДРЕС</w:t>
             </w:r>
@@ -844,17 +819,7 @@
                 <w:szCs w:val="24"/>
                 <w:lang w:eastAsia="ru-RU"/>
               </w:rPr>
-              <w:t xml:space="preserve">Организация мероприятия </w:t>
-            </w:r>
-            <w:r>
-              <w:rPr>
-                <w:rFonts w:ascii="Times New Roman" w:eastAsia="Times New Roman" w:hAnsi="Times New Roman" w:cs="Times New Roman"/>
-                <w:sz w:val="24"/>
-                <w:szCs w:val="24"/>
-                <w:highlight w:val="yellow"/>
-                <w:lang w:eastAsia="ru-RU"/>
-              </w:rPr>
-              <w:t>10.10.2025</w:t>
+              <w:t>Организация мероприятия 10.10.2025</w:t>
             </w:r>
           </w:p>
         </w:tc>
@@ -968,7 +933,6 @@
                 <w:rFonts w:ascii="Times New Roman" w:eastAsia="Times New Roman" w:hAnsi="Times New Roman" w:cs="Times New Roman"/>
                 <w:sz w:val="24"/>
                 <w:szCs w:val="24"/>
-                <w:highlight w:val="yellow"/>
                 <w:lang w:eastAsia="ru-RU"/>
               </w:rPr>
             </w:pPr>
@@ -1011,7 +975,6 @@
                 <w:rFonts w:ascii="Times New Roman" w:eastAsia="Times New Roman" w:hAnsi="Times New Roman" w:cs="Times New Roman"/>
                 <w:sz w:val="24"/>
                 <w:szCs w:val="24"/>
-                <w:highlight w:val="yellow"/>
                 <w:lang w:eastAsia="ru-RU"/>
               </w:rPr>
               <w:t>1 000,00</w:t>
@@ -1046,7 +1009,6 @@
                 <w:rFonts w:ascii="Times New Roman" w:eastAsia="Times New Roman" w:hAnsi="Times New Roman" w:cs="Times New Roman"/>
                 <w:sz w:val="24"/>
                 <w:szCs w:val="24"/>
-                <w:highlight w:val="yellow"/>
                 <w:lang w:eastAsia="ru-RU"/>
               </w:rPr>
               <w:t>1 000,00</w:t>
@@ -1114,27 +1076,7 @@
                 <w:szCs w:val="24"/>
                 <w:lang w:eastAsia="ru-RU"/>
               </w:rPr>
-              <w:t>Итого</w:t>
-            </w:r>
-            <w:r>
-              <w:rPr>
-                <w:rFonts w:ascii="Times New Roman" w:eastAsia="Times New Roman" w:hAnsi="Times New Roman" w:cs="Times New Roman"/>
-                <w:b/>
-                <w:sz w:val="24"/>
-                <w:szCs w:val="24"/>
-                <w:lang w:eastAsia="ru-RU"/>
-              </w:rPr>
-              <w:t xml:space="preserve"> к оплате</w:t>
-            </w:r>
-            <w:r>
-              <w:rPr>
-                <w:rFonts w:ascii="Times New Roman" w:eastAsia="Times New Roman" w:hAnsi="Times New Roman" w:cs="Times New Roman"/>
-                <w:b/>
-                <w:sz w:val="24"/>
-                <w:szCs w:val="24"/>
-                <w:lang w:eastAsia="ru-RU"/>
-              </w:rPr>
-              <w:t>:</w:t>
+              <w:t>Итого к оплате:</w:t>
             </w:r>
           </w:p>
         </w:tc>
@@ -1168,7 +1110,6 @@
                 <w:b/>
                 <w:sz w:val="24"/>
                 <w:szCs w:val="24"/>
-                <w:highlight w:val="yellow"/>
                 <w:lang w:eastAsia="ru-RU"/>
               </w:rPr>
               <w:t>1 000,00</w:t>
@@ -1194,26 +1135,7 @@
         <w:rPr>
           <w:rFonts w:ascii="Times New Roman" w:hAnsi="Times New Roman" w:cs="Times New Roman"/>
         </w:rPr>
-        <w:t xml:space="preserve">Всего наименований на сумму </w:t>
-      </w:r>
-      <w:r>
-        <w:rPr>
-          <w:rFonts w:ascii="Times New Roman" w:hAnsi="Times New Roman" w:cs="Times New Roman"/>
-          <w:highlight w:val="yellow"/>
-        </w:rPr>
-        <w:t>1000,00</w:t>
-      </w:r>
-      <w:r>
-        <w:rPr>
-          <w:rFonts w:ascii="Times New Roman" w:hAnsi="Times New Roman" w:cs="Times New Roman"/>
-        </w:rPr>
-        <w:t xml:space="preserve"> </w:t>
-      </w:r>
-      <w:r>
-        <w:rPr>
-          <w:rFonts w:ascii="Times New Roman" w:hAnsi="Times New Roman" w:cs="Times New Roman"/>
-        </w:rPr>
-        <w:t>руб.</w:t>
+        <w:t>Всего наименований на сумму 1000,00 руб.</w:t>
       </w:r>
     </w:p>
     <w:p>
@@ -1221,14 +1143,12 @@
         <w:rPr>
           <w:rFonts w:ascii="Times New Roman" w:hAnsi="Times New Roman" w:cs="Times New Roman"/>
           <w:b/>
-          <w:highlight w:val="yellow"/>
         </w:rPr>
       </w:pPr>
       <w:r>
         <w:rPr>
           <w:rFonts w:ascii="Times New Roman" w:hAnsi="Times New Roman" w:cs="Times New Roman"/>
           <w:b/>
-          <w:highlight w:val="yellow"/>
         </w:rPr>
         <w:t>Одна тысяча рублей 00 копеек</w:t>
       </w:r>
@@ -1264,15 +1184,7 @@
         <w:rPr>
           <w:rFonts w:ascii="Times New Roman" w:hAnsi="Times New Roman" w:cs="Times New Roman"/>
         </w:rPr>
-        <w:t>___</w:t>
-      </w:r>
-      <w:bookmarkStart w:id="0" w:name="_GoBack"/>
-      <w:bookmarkEnd w:id="0"/>
-      <w:r>
-        <w:rPr>
-          <w:rFonts w:ascii="Times New Roman" w:hAnsi="Times New Roman" w:cs="Times New Roman"/>
-        </w:rPr>
-        <w:t>_____________________</w:t>
+        <w:t>________________________</w:t>
       </w:r>
     </w:p>
     <w:sectPr>
@@ -1286,7 +1198,7 @@
 </file>
 
 <file path=word/styles.xml><?xml version="1.0" encoding="utf-8"?>
-<w:styles xmlns:mc="http://schemas.openxmlformats.org/markup-compatibility/2006" xmlns:r="http://schemas.openxmlformats.org/officeDocument/2006/relationships" xmlns:w="http://schemas.openxmlformats.org/wordprocessingml/2006/main" xmlns:w14="http://schemas.microsoft.com/office/word/2010/wordml" xmlns:w15="http://schemas.microsoft.com/office/word/2012/wordml" xmlns:w16cid="http://schemas.microsoft.com/office/word/2016/wordml/cid" xmlns:w16se="http://schemas.microsoft.com/office/word/2015/wordml/symex" mc:Ignorable="w14 w15 w16se w16cid">
+<w:styles xmlns:mc="http://schemas.openxmlformats.org/markup-compatibility/2006" xmlns:r="http://schemas.openxmlformats.org/officeDocument/2006/relationships" xmlns:w="http://schemas.openxmlformats.org/wordprocessingml/2006/main" xmlns:w14="http://schemas.microsoft.com/office/word/2010/wordml" xmlns:w15="http://schemas.microsoft.com/office/word/2012/wordml" xmlns:w16cex="http://schemas.microsoft.com/office/word/2018/wordml/cex" xmlns:w16cid="http://schemas.microsoft.com/office/word/2016/wordml/cid" xmlns:w16="http://schemas.microsoft.com/office/word/2018/wordml" xmlns:w16sdtdh="http://schemas.microsoft.com/office/word/2020/wordml/sdtdatahash" xmlns:w16se="http://schemas.microsoft.com/office/word/2015/wordml/symex" mc:Ignorable="w14 w15 w16se w16cid w16 w16cex w16sdtdh">
   <w:docDefaults>
     <w:rPrDefault>
       <w:rPr>
@@ -1302,7 +1214,7 @@
       </w:pPr>
     </w:pPrDefault>
   </w:docDefaults>
-  <w:latentStyles w:defLockedState="0" w:defUIPriority="99" w:defSemiHidden="0" w:defUnhideWhenUsed="0" w:defQFormat="0" w:count="375">
+  <w:latentStyles w:defLockedState="0" w:defUIPriority="99" w:defSemiHidden="0" w:defUnhideWhenUsed="0" w:defQFormat="0" w:count="376">
     <w:lsdException w:name="Normal" w:uiPriority="0" w:qFormat="1"/>
     <w:lsdException w:name="heading 1" w:uiPriority="9" w:qFormat="1"/>
     <w:lsdException w:name="heading 2" w:semiHidden="1" w:uiPriority="9" w:unhideWhenUsed="1" w:qFormat="1"/>
@@ -1678,6 +1590,7 @@
     <w:lsdException w:name="Smart Hyperlink" w:semiHidden="1" w:unhideWhenUsed="1"/>
     <w:lsdException w:name="Hashtag" w:semiHidden="1" w:unhideWhenUsed="1"/>
     <w:lsdException w:name="Unresolved Mention" w:semiHidden="1" w:unhideWhenUsed="1"/>
+    <w:lsdException w:name="Smart Link" w:semiHidden="1" w:unhideWhenUsed="1"/>
   </w:latentStyles>
   <w:style w:type="paragraph" w:default="1" w:styleId="a">
     <w:name w:val="Normal"/>
